--- a/开发平台/codex/项目/人员简历筛选和重组/output/风险管理批量/11-压力测试/国开行人员团队简历-秦鹏帅.docx
+++ b/开发平台/codex/项目/人员简历筛选和重组/output/风险管理批量/11-压力测试/国开行人员团队简历-秦鹏帅.docx
@@ -133,11 +133,9 @@
           <ns0:p>
             <ns0:r>
               <ns0:rPr>
-                <ns0:rFonts ns0:ascii="仿宋" ns0:hAnsi="仿宋" ns0:eastAsia="仿宋" ns0:cs="仿宋"/>
-                <ns0:sz ns0:val="24"/>
-                <ns0:szCs ns0:val="24"/>
-              </ns0:rPr>
-              <ns0:t>1992-02-01</ns0:t>
+                <ns0:rFonts ns0:ascii="仿宋" ns0:hAnsi="仿宋"/>
+              </ns0:rPr>
+              <ns0:t>34</ns0:t>
             </ns0:r>
           </ns0:p>
         </ns0:tc>
@@ -513,21 +511,8 @@
             <ns0:gridSpan ns0:val="4"/>
             <ns0:vAlign ns0:val="center"/>
           </ns0:tcPr>
-          <ns0:p ns2:paraId="1E629E02" ns2:textId="77777777" ns0:rsidR="000010AB" ns0:rsidRDefault="000010AB" ns0:rsidP="00664128">
-            <ns0:pPr>
-              <ns0:jc ns0:val="center"/>
-              <ns0:rPr>
-                <ns0:rFonts ns0:ascii="仿宋" ns0:eastAsia="仿宋" ns0:hAnsi="仿宋" ns0:cs="仿宋" ns0:hint="eastAsia"/>
-                <ns0:caps/>
-                <ns0:szCs ns0:val="21"/>
-              </ns0:rPr>
-            </ns0:pPr>
-            <ns0:r>
-              <ns0:rPr>
-                <ns0:rFonts ns0:ascii="仿宋" ns0:eastAsia="仿宋" ns0:hAnsi="仿宋" ns0:cs="仿宋" ns0:hint="eastAsia"/>
-                <ns0:szCs ns0:val="24"/>
-                <ns0:sz ns0:val="24"/>
-              </ns0:rPr>
+          <ns0:p>
+            <ns0:r>
               <ns0:t>拟在本项目任职</ns0:t>
             </ns0:r>
           </ns0:p>
@@ -708,14 +693,10 @@
             <ns0:gridSpan ns0:val="2"/>
             <ns0:vAlign ns0:val="center"/>
           </ns0:tcPr>
-          <ns0:p ns2:paraId="44D3218A" ns2:textId="77777777" ns0:rsidR="000010AB" ns0:rsidRDefault="000010AB" ns0:rsidP="00664128">
-            <ns0:pPr>
-              <ns0:jc ns0:val="center"/>
-              <ns0:rPr>
-                <ns0:rFonts ns0:ascii="仿宋" ns0:eastAsia="仿宋" ns0:hAnsi="仿宋" ns0:cs="仿宋" ns0:hint="eastAsia"/>
-                <ns0:szCs ns0:val="21"/>
-              </ns0:rPr>
-            </ns0:pPr>
+          <ns0:p>
+            <ns0:r>
+              <ns0:t>中级</ns0:t>
+            </ns0:r>
           </ns0:p>
         </ns0:tc>
         <ns0:tc>
@@ -741,76 +722,6 @@
             <ns0:vAlign ns0:val="center"/>
           </ns0:tcPr>
           <ns0:p ns2:paraId="77D9DE25" ns2:textId="77777777" ns0:rsidR="000010AB" ns0:rsidRDefault="000010AB" ns0:rsidP="00664128">
-            <ns0:pPr>
-              <ns0:jc ns0:val="center"/>
-              <ns0:rPr>
-                <ns0:rFonts ns0:ascii="仿宋" ns0:eastAsia="仿宋" ns0:hAnsi="仿宋" ns0:cs="仿宋" ns0:hint="eastAsia"/>
-                <ns0:szCs ns0:val="21"/>
-              </ns0:rPr>
-            </ns0:pPr>
-          </ns0:p>
-        </ns0:tc>
-      </ns0:tr>
-      <ns0:tr ns0:rsidR="000010AB" ns2:paraId="0BE7332D" ns2:textId="77777777" ns0:rsidTr="00664128">
-        <ns0:trPr>
-          <ns0:trHeight ns0:val="20"/>
-          <ns0:jc ns0:val="center"/>
-        </ns0:trPr>
-        <ns0:tc>
-          <ns0:tcPr>
-            <ns0:tcW ns0:w="1043" ns0:type="pct"/>
-            <ns0:vAlign ns0:val="center"/>
-          </ns0:tcPr>
-          <ns0:p>
-            <ns0:r>
-              <ns0:rPr>
-                <ns0:rFonts ns0:ascii="仿宋" ns0:hAnsi="仿宋" ns0:eastAsia="仿宋" ns0:cs="仿宋"/>
-                <ns0:sz ns0:val="24"/>
-                <ns0:szCs ns0:val="24"/>
-              </ns0:rPr>
-              <ns0:t>高级</ns0:t>
-            </ns0:r>
-          </ns0:p>
-        </ns0:tc>
-        <ns0:tc>
-          <ns0:tcPr>
-            <ns0:tcW ns0:w="1186" ns0:type="pct"/>
-            <ns0:gridSpan ns0:val="2"/>
-            <ns0:vAlign ns0:val="center"/>
-          </ns0:tcPr>
-          <ns0:p ns2:paraId="2EC9C40D" ns2:textId="77777777" ns0:rsidR="000010AB" ns0:rsidRDefault="000010AB" ns0:rsidP="00664128">
-            <ns0:pPr>
-              <ns0:jc ns0:val="center"/>
-              <ns0:rPr>
-                <ns0:rFonts ns0:ascii="仿宋" ns0:eastAsia="仿宋" ns0:hAnsi="仿宋" ns0:cs="仿宋" ns0:hint="eastAsia"/>
-                <ns0:szCs ns0:val="21"/>
-              </ns0:rPr>
-            </ns0:pPr>
-          </ns0:p>
-        </ns0:tc>
-        <ns0:tc>
-          <ns0:tcPr>
-            <ns0:tcW ns0:w="1276" ns0:type="pct"/>
-            <ns0:gridSpan ns0:val="2"/>
-            <ns0:vAlign ns0:val="center"/>
-          </ns0:tcPr>
-          <ns0:p ns2:paraId="0D730117" ns2:textId="77777777" ns0:rsidR="000010AB" ns0:rsidRDefault="000010AB" ns0:rsidP="00664128">
-            <ns0:pPr>
-              <ns0:jc ns0:val="center"/>
-              <ns0:rPr>
-                <ns0:rFonts ns0:ascii="仿宋" ns0:eastAsia="仿宋" ns0:hAnsi="仿宋" ns0:cs="仿宋" ns0:hint="eastAsia"/>
-                <ns0:szCs ns0:val="21"/>
-              </ns0:rPr>
-            </ns0:pPr>
-          </ns0:p>
-        </ns0:tc>
-        <ns0:tc>
-          <ns0:tcPr>
-            <ns0:tcW ns0:w="1493" ns0:type="pct"/>
-            <ns0:gridSpan ns0:val="2"/>
-            <ns0:vAlign ns0:val="center"/>
-          </ns0:tcPr>
-          <ns0:p ns2:paraId="0FFD8515" ns2:textId="77777777" ns0:rsidR="000010AB" ns0:rsidRDefault="000010AB" ns0:rsidP="00664128">
             <ns0:pPr>
               <ns0:jc ns0:val="center"/>
               <ns0:rPr>
@@ -1691,6 +1602,8 @@
       </ns0:pPr>
     </ns0:p>
     <ns0:sectPr ns0:rsidR="003149F0">
+      <ns0:headerReference xmlns:r="http://schemas.openxmlformats.org/officeDocument/2006/relationships" ns0:type="default" r:id="rId6"/>
+      <ns0:footerReference xmlns:r="http://schemas.openxmlformats.org/officeDocument/2006/relationships" ns0:type="default" r:id="rId7"/>
       <ns0:pgSz ns0:w="11906" ns0:h="16838"/>
       <ns0:pgMar ns0:top="1440" ns0:right="1800" ns0:bottom="1440" ns0:left="1800" ns0:header="851" ns0:footer="992" ns0:gutter="0"/>
       <ns0:cols ns0:space="425"/>
@@ -1698,6 +1611,26 @@
     </ns0:sectPr>
   </ns0:body>
 </ns0:document>
+</file>
+
+<file path=word/footer1.xml><?xml version="1.0" encoding="utf-8"?>
+<w:ftr xmlns:m="http://schemas.openxmlformats.org/officeDocument/2006/math" xmlns:mc="http://schemas.openxmlformats.org/markup-compatibility/2006" xmlns:mo="http://schemas.microsoft.com/office/mac/office/2008/main" xmlns:mv="urn:schemas-microsoft-com:mac:vml" xmlns:o="urn:schemas-microsoft-com:office:office" xmlns:r="http://schemas.openxmlformats.org/officeDocument/2006/relationships" xmlns:v="urn:schemas-microsoft-com:vml" xmlns:w10="urn:schemas-microsoft-com:office:word" xmlns:w14="http://schemas.microsoft.com/office/word/2010/wordml" xmlns:w="http://schemas.openxmlformats.org/wordprocessingml/2006/main" xmlns:wne="http://schemas.microsoft.com/office/word/2006/wordml" xmlns:wp14="http://schemas.microsoft.com/office/word/2010/wordprocessingDrawing" xmlns:wp="http://schemas.openxmlformats.org/drawingml/2006/wordprocessingDrawing" xmlns:wpc="http://schemas.microsoft.com/office/word/2010/wordprocessingCanvas" xmlns:wpg="http://schemas.microsoft.com/office/word/2010/wordprocessingGroup" xmlns:wpi="http://schemas.microsoft.com/office/word/2010/wordprocessingInk" xmlns:wps="http://schemas.microsoft.com/office/word/2010/wordprocessingShape" mc:Ignorable="w14 wp14">
+  <w:p>
+    <w:pPr>
+      <w:pStyle w:val="Footer"/>
+    </w:pPr>
+  </w:p>
+</w:ftr>
+</file>
+
+<file path=word/header1.xml><?xml version="1.0" encoding="utf-8"?>
+<w:hdr xmlns:m="http://schemas.openxmlformats.org/officeDocument/2006/math" xmlns:mc="http://schemas.openxmlformats.org/markup-compatibility/2006" xmlns:mo="http://schemas.microsoft.com/office/mac/office/2008/main" xmlns:mv="urn:schemas-microsoft-com:mac:vml" xmlns:o="urn:schemas-microsoft-com:office:office" xmlns:r="http://schemas.openxmlformats.org/officeDocument/2006/relationships" xmlns:v="urn:schemas-microsoft-com:vml" xmlns:w10="urn:schemas-microsoft-com:office:word" xmlns:w14="http://schemas.microsoft.com/office/word/2010/wordml" xmlns:w="http://schemas.openxmlformats.org/wordprocessingml/2006/main" xmlns:wne="http://schemas.microsoft.com/office/word/2006/wordml" xmlns:wp14="http://schemas.microsoft.com/office/word/2010/wordprocessingDrawing" xmlns:wp="http://schemas.openxmlformats.org/drawingml/2006/wordprocessingDrawing" xmlns:wpc="http://schemas.microsoft.com/office/word/2010/wordprocessingCanvas" xmlns:wpg="http://schemas.microsoft.com/office/word/2010/wordprocessingGroup" xmlns:wpi="http://schemas.microsoft.com/office/word/2010/wordprocessingInk" xmlns:wps="http://schemas.microsoft.com/office/word/2010/wordprocessingShape" mc:Ignorable="w14 wp14">
+  <w:p>
+    <w:pPr>
+      <w:pStyle w:val="Header"/>
+    </w:pPr>
+  </w:p>
+</w:hdr>
 </file>
 
 <file path=word/styles.xml><?xml version="1.0" encoding="utf-8"?>

--- a/开发平台/codex/项目/人员简历筛选和重组/output/风险管理批量/11-压力测试/国开行人员团队简历-秦鹏帅.docx
+++ b/开发平台/codex/项目/人员简历筛选和重组/output/风险管理批量/11-压力测试/国开行人员团队简历-秦鹏帅.docx
@@ -874,13 +874,14 @@
             <ns0:vAlign ns0:val="center"/>
           </ns0:tcPr>
           <ns0:p>
-            <ns0:r>
-              <ns0:rPr>
-                <ns0:rFonts ns0:ascii="仿宋" ns0:hAnsi="仿宋" ns0:eastAsia="仿宋" ns0:cs="仿宋"/>
-                <ns0:sz ns0:val="24"/>
-                <ns0:szCs ns0:val="24"/>
-              </ns0:rPr>
-              <ns0:t>2021.01-至今</ns0:t>
+            <ns0:pPr>
+              <ns0:spacing ns0:before="0" ns0:after="0" ns0:line="240" ns0:lineRule="auto"/>
+            </ns0:pPr>
+            <ns0:r>
+              <ns0:rPr>
+                <ns0:rFonts ns0:ascii="仿宋" ns0:hAnsi="仿宋"/>
+              </ns0:rPr>
+              <ns0:t>2025.01-至今</ns0:t>
             </ns0:r>
           </ns0:p>
         </ns0:tc>
@@ -891,13 +892,14 @@
             <ns0:vAlign ns0:val="center"/>
           </ns0:tcPr>
           <ns0:p>
-            <ns0:r>
-              <ns0:rPr>
-                <ns0:rFonts ns0:ascii="仿宋" ns0:hAnsi="仿宋" ns0:eastAsia="仿宋" ns0:cs="仿宋"/>
-                <ns0:sz ns0:val="24"/>
-                <ns0:szCs ns0:val="24"/>
-              </ns0:rPr>
-              <ns0:t>郑州银行客户集市人力外包子系统</ns0:t>
+            <ns0:pPr>
+              <ns0:spacing ns0:before="0" ns0:after="0" ns0:line="240" ns0:lineRule="auto"/>
+            </ns0:pPr>
+            <ns0:r>
+              <ns0:rPr>
+                <ns0:rFonts ns0:ascii="仿宋" ns0:hAnsi="仿宋"/>
+              </ns0:rPr>
+              <ns0:t>平安银行2025年非零开发零售开发人力外包</ns0:t>
             </ns0:r>
           </ns0:p>
         </ns0:tc>
@@ -908,11 +910,12 @@
             <ns0:vAlign ns0:val="center"/>
           </ns0:tcPr>
           <ns0:p>
-            <ns0:r>
-              <ns0:rPr>
-                <ns0:rFonts ns0:ascii="仿宋" ns0:hAnsi="仿宋" ns0:eastAsia="仿宋" ns0:cs="仿宋"/>
-                <ns0:sz ns0:val="24"/>
-                <ns0:szCs ns0:val="24"/>
+            <ns0:pPr>
+              <ns0:spacing ns0:before="0" ns0:after="0" ns0:line="240" ns0:lineRule="auto"/>
+            </ns0:pPr>
+            <ns0:r>
+              <ns0:rPr>
+                <ns0:rFonts ns0:ascii="仿宋" ns0:hAnsi="仿宋"/>
               </ns0:rPr>
               <ns0:t>项目经理</ns0:t>
             </ns0:r>
@@ -925,13 +928,14 @@
             <ns0:vAlign ns0:val="center"/>
           </ns0:tcPr>
           <ns0:p>
-            <ns0:r>
-              <ns0:rPr>
-                <ns0:rFonts ns0:ascii="仿宋" ns0:hAnsi="仿宋" ns0:eastAsia="仿宋" ns0:cs="仿宋"/>
-                <ns0:sz ns0:val="24"/>
-                <ns0:szCs ns0:val="24"/>
-              </ns0:rPr>
-              <ns0:t>模型设计开发、维护、业务口径梳理、相关文档编写、模型设计、模型开发</ns0:t>
+            <ns0:pPr>
+              <ns0:spacing ns0:before="0" ns0:after="0" ns0:line="240" ns0:lineRule="auto"/>
+            </ns0:pPr>
+            <ns0:r>
+              <ns0:rPr>
+                <ns0:rFonts ns0:ascii="仿宋" ns0:hAnsi="仿宋"/>
+              </ns0:rPr>
+              <ns0:t>1.负责平安银行2025年非零开发零售开发人力外包项目计划、里程碑推进和跨团队沟通协调;2.组织需求评审、开发排期、测试验收和上线发布，跟踪项目风险与问题闭环;3.沉淀周报、状态报告和交付资料，保障项目按节点推进。</ns0:t>
             </ns0:r>
           </ns0:p>
         </ns0:tc>
@@ -947,13 +951,14 @@
             <ns0:vAlign ns0:val="center"/>
           </ns0:tcPr>
           <ns0:p>
-            <ns0:r>
-              <ns0:rPr>
-                <ns0:rFonts ns0:ascii="仿宋" ns0:hAnsi="仿宋" ns0:eastAsia="仿宋" ns0:cs="仿宋"/>
-                <ns0:sz ns0:val="24"/>
-                <ns0:szCs ns0:val="24"/>
-              </ns0:rPr>
-              <ns0:t>2020.01-2020.12</ns0:t>
+            <ns0:pPr>
+              <ns0:spacing ns0:before="0" ns0:after="0" ns0:line="240" ns0:lineRule="auto"/>
+            </ns0:pPr>
+            <ns0:r>
+              <ns0:rPr>
+                <ns0:rFonts ns0:ascii="仿宋" ns0:hAnsi="仿宋"/>
+              </ns0:rPr>
+              <ns0:t>2024.06-2024.12</ns0:t>
             </ns0:r>
           </ns0:p>
         </ns0:tc>
@@ -964,13 +969,14 @@
             <ns0:vAlign ns0:val="center"/>
           </ns0:tcPr>
           <ns0:p>
-            <ns0:r>
-              <ns0:rPr>
-                <ns0:rFonts ns0:ascii="仿宋" ns0:hAnsi="仿宋" ns0:eastAsia="仿宋" ns0:cs="仿宋"/>
-                <ns0:sz ns0:val="24"/>
-                <ns0:szCs ns0:val="24"/>
-              </ns0:rPr>
-              <ns0:t>郑州银行智能数据服务中台人力外包子系统</ns0:t>
+            <ns0:pPr>
+              <ns0:spacing ns0:before="0" ns0:after="0" ns0:line="240" ns0:lineRule="auto"/>
+            </ns0:pPr>
+            <ns0:r>
+              <ns0:rPr>
+                <ns0:rFonts ns0:ascii="仿宋" ns0:hAnsi="仿宋"/>
+              </ns0:rPr>
+              <ns0:t>山西农商智能风险管控平台建设项目</ns0:t>
             </ns0:r>
           </ns0:p>
         </ns0:tc>
@@ -981,13 +987,14 @@
             <ns0:vAlign ns0:val="center"/>
           </ns0:tcPr>
           <ns0:p>
-            <ns0:r>
-              <ns0:rPr>
-                <ns0:rFonts ns0:ascii="仿宋" ns0:hAnsi="仿宋" ns0:eastAsia="仿宋" ns0:cs="仿宋"/>
-                <ns0:sz ns0:val="24"/>
-                <ns0:szCs ns0:val="24"/>
-              </ns0:rPr>
-              <ns0:t>数据仓库工程师</ns0:t>
+            <ns0:pPr>
+              <ns0:spacing ns0:before="0" ns0:after="0" ns0:line="240" ns0:lineRule="auto"/>
+            </ns0:pPr>
+            <ns0:r>
+              <ns0:rPr>
+                <ns0:rFonts ns0:ascii="仿宋" ns0:hAnsi="仿宋"/>
+              </ns0:rPr>
+              <ns0:t>项目经理</ns0:t>
             </ns0:r>
           </ns0:p>
         </ns0:tc>
@@ -998,13 +1005,14 @@
             <ns0:vAlign ns0:val="center"/>
           </ns0:tcPr>
           <ns0:p>
-            <ns0:r>
-              <ns0:rPr>
-                <ns0:rFonts ns0:ascii="仿宋" ns0:hAnsi="仿宋" ns0:eastAsia="仿宋" ns0:cs="仿宋"/>
-                <ns0:sz ns0:val="24"/>
-                <ns0:szCs ns0:val="24"/>
-              </ns0:rPr>
-              <ns0:t>模型设计开发、维护、业务口径梳理、相关文档编写、模型设计、模型开发</ns0:t>
+            <ns0:pPr>
+              <ns0:spacing ns0:before="0" ns0:after="0" ns0:line="240" ns0:lineRule="auto"/>
+            </ns0:pPr>
+            <ns0:r>
+              <ns0:rPr>
+                <ns0:rFonts ns0:ascii="仿宋" ns0:hAnsi="仿宋"/>
+              </ns0:rPr>
+              <ns0:t>1.负责山西农商智能风险管控平台建设项目项目计划、里程碑推进和跨团队沟通协调;2.组织需求评审、开发排期、测试验收和上线发布，跟踪项目风险与问题闭环;3.沉淀周报、状态报告和交付资料，保障项目按节点推进。</ns0:t>
             </ns0:r>
           </ns0:p>
         </ns0:tc>
@@ -1020,13 +1028,14 @@
             <ns0:vAlign ns0:val="center"/>
           </ns0:tcPr>
           <ns0:p>
-            <ns0:r>
-              <ns0:rPr>
-                <ns0:rFonts ns0:ascii="仿宋" ns0:hAnsi="仿宋" ns0:eastAsia="仿宋" ns0:cs="仿宋"/>
-                <ns0:sz ns0:val="24"/>
-                <ns0:szCs ns0:val="24"/>
-              </ns0:rPr>
-              <ns0:t>2019.02-2019.12</ns0:t>
+            <ns0:pPr>
+              <ns0:spacing ns0:before="0" ns0:after="0" ns0:line="240" ns0:lineRule="auto"/>
+            </ns0:pPr>
+            <ns0:r>
+              <ns0:rPr>
+                <ns0:rFonts ns0:ascii="仿宋" ns0:hAnsi="仿宋"/>
+              </ns0:rPr>
+              <ns0:t>2023.11-2024.05</ns0:t>
             </ns0:r>
           </ns0:p>
         </ns0:tc>
@@ -1037,13 +1046,14 @@
             <ns0:vAlign ns0:val="center"/>
           </ns0:tcPr>
           <ns0:p>
-            <ns0:r>
-              <ns0:rPr>
-                <ns0:rFonts ns0:ascii="仿宋" ns0:hAnsi="仿宋" ns0:eastAsia="仿宋" ns0:cs="仿宋"/>
-                <ns0:sz ns0:val="24"/>
-                <ns0:szCs ns0:val="24"/>
-              </ns0:rPr>
-              <ns0:t>郑州银行营销二期客户集市</ns0:t>
+            <ns0:pPr>
+              <ns0:spacing ns0:before="0" ns0:after="0" ns0:line="240" ns0:lineRule="auto"/>
+            </ns0:pPr>
+            <ns0:r>
+              <ns0:rPr>
+                <ns0:rFonts ns0:ascii="仿宋" ns0:hAnsi="仿宋"/>
+              </ns0:rPr>
+              <ns0:t>平安银行产品风险及表外监测项目</ns0:t>
             </ns0:r>
           </ns0:p>
         </ns0:tc>
@@ -1054,13 +1064,14 @@
             <ns0:vAlign ns0:val="center"/>
           </ns0:tcPr>
           <ns0:p>
-            <ns0:r>
-              <ns0:rPr>
-                <ns0:rFonts ns0:ascii="仿宋" ns0:hAnsi="仿宋" ns0:eastAsia="仿宋" ns0:cs="仿宋"/>
-                <ns0:sz ns0:val="24"/>
-                <ns0:szCs ns0:val="24"/>
-              </ns0:rPr>
-              <ns0:t>数据仓库工程师</ns0:t>
+            <ns0:pPr>
+              <ns0:spacing ns0:before="0" ns0:after="0" ns0:line="240" ns0:lineRule="auto"/>
+            </ns0:pPr>
+            <ns0:r>
+              <ns0:rPr>
+                <ns0:rFonts ns0:ascii="仿宋" ns0:hAnsi="仿宋"/>
+              </ns0:rPr>
+              <ns0:t>项目经理</ns0:t>
             </ns0:r>
           </ns0:p>
         </ns0:tc>
@@ -1071,13 +1082,14 @@
             <ns0:vAlign ns0:val="center"/>
           </ns0:tcPr>
           <ns0:p>
-            <ns0:r>
-              <ns0:rPr>
-                <ns0:rFonts ns0:ascii="仿宋" ns0:hAnsi="仿宋" ns0:eastAsia="仿宋" ns0:cs="仿宋"/>
-                <ns0:sz ns0:val="24"/>
-                <ns0:szCs ns0:val="24"/>
-              </ns0:rPr>
-              <ns0:t>模型设计开发、维护、业务口径梳理、相关文档编写、模型设计、模型开发</ns0:t>
+            <ns0:pPr>
+              <ns0:spacing ns0:before="0" ns0:after="0" ns0:line="240" ns0:lineRule="auto"/>
+            </ns0:pPr>
+            <ns0:r>
+              <ns0:rPr>
+                <ns0:rFonts ns0:ascii="仿宋" ns0:hAnsi="仿宋"/>
+              </ns0:rPr>
+              <ns0:t>1.负责平安银行产品风险及表外监测项目项目计划、里程碑推进和跨团队沟通协调;2.组织需求评审、开发排期、测试验收和上线发布，跟踪项目风险与问题闭环;3.沉淀周报、状态报告和交付资料，保障项目按节点推进。</ns0:t>
             </ns0:r>
           </ns0:p>
         </ns0:tc>
@@ -1093,13 +1105,14 @@
             <ns0:vAlign ns0:val="center"/>
           </ns0:tcPr>
           <ns0:p>
-            <ns0:r>
-              <ns0:rPr>
-                <ns0:rFonts ns0:ascii="仿宋" ns0:hAnsi="仿宋" ns0:eastAsia="仿宋" ns0:cs="仿宋"/>
-                <ns0:sz ns0:val="24"/>
-                <ns0:szCs ns0:val="24"/>
-              </ns0:rPr>
-              <ns0:t>2019.01-2019.02</ns0:t>
+            <ns0:pPr>
+              <ns0:spacing ns0:before="0" ns0:after="0" ns0:line="240" ns0:lineRule="auto"/>
+            </ns0:pPr>
+            <ns0:r>
+              <ns0:rPr>
+                <ns0:rFonts ns0:ascii="仿宋" ns0:hAnsi="仿宋"/>
+              </ns0:rPr>
+              <ns0:t>2021.08-2023.10</ns0:t>
             </ns0:r>
           </ns0:p>
         </ns0:tc>
@@ -1110,13 +1123,14 @@
             <ns0:vAlign ns0:val="center"/>
           </ns0:tcPr>
           <ns0:p>
-            <ns0:r>
-              <ns0:rPr>
-                <ns0:rFonts ns0:ascii="仿宋" ns0:hAnsi="仿宋" ns0:eastAsia="仿宋" ns0:cs="仿宋"/>
-                <ns0:sz ns0:val="24"/>
-                <ns0:szCs ns0:val="24"/>
-              </ns0:rPr>
-              <ns0:t>郑州银行大数据平台技术服务子系统</ns0:t>
+            <ns0:pPr>
+              <ns0:spacing ns0:before="0" ns0:after="0" ns0:line="240" ns0:lineRule="auto"/>
+            </ns0:pPr>
+            <ns0:r>
+              <ns0:rPr>
+                <ns0:rFonts ns0:ascii="仿宋" ns0:hAnsi="仿宋"/>
+              </ns0:rPr>
+              <ns0:t>平安银行智慧合规及零售开发支持项目</ns0:t>
             </ns0:r>
           </ns0:p>
         </ns0:tc>
@@ -1127,13 +1141,14 @@
             <ns0:vAlign ns0:val="center"/>
           </ns0:tcPr>
           <ns0:p>
-            <ns0:r>
-              <ns0:rPr>
-                <ns0:rFonts ns0:ascii="仿宋" ns0:hAnsi="仿宋" ns0:eastAsia="仿宋" ns0:cs="仿宋"/>
-                <ns0:sz ns0:val="24"/>
-                <ns0:szCs ns0:val="24"/>
-              </ns0:rPr>
-              <ns0:t>数据仓库工程师</ns0:t>
+            <ns0:pPr>
+              <ns0:spacing ns0:before="0" ns0:after="0" ns0:line="240" ns0:lineRule="auto"/>
+            </ns0:pPr>
+            <ns0:r>
+              <ns0:rPr>
+                <ns0:rFonts ns0:ascii="仿宋" ns0:hAnsi="仿宋"/>
+              </ns0:rPr>
+              <ns0:t>项目经理</ns0:t>
             </ns0:r>
           </ns0:p>
         </ns0:tc>
@@ -1144,13 +1159,14 @@
             <ns0:vAlign ns0:val="center"/>
           </ns0:tcPr>
           <ns0:p>
-            <ns0:r>
-              <ns0:rPr>
-                <ns0:rFonts ns0:ascii="仿宋" ns0:hAnsi="仿宋" ns0:eastAsia="仿宋" ns0:cs="仿宋"/>
-                <ns0:sz ns0:val="24"/>
-                <ns0:szCs ns0:val="24"/>
-              </ns0:rPr>
-              <ns0:t>模型设计开发、维护</ns0:t>
+            <ns0:pPr>
+              <ns0:spacing ns0:before="0" ns0:after="0" ns0:line="240" ns0:lineRule="auto"/>
+            </ns0:pPr>
+            <ns0:r>
+              <ns0:rPr>
+                <ns0:rFonts ns0:ascii="仿宋" ns0:hAnsi="仿宋"/>
+              </ns0:rPr>
+              <ns0:t>1.负责平安银行智慧合规及零售开发支持项目项目计划、里程碑推进和跨团队沟通协调;2.组织需求评审、开发排期、测试验收和上线发布，跟踪项目风险与问题闭环;3.沉淀周报、状态报告和交付资料，保障项目按节点推进。</ns0:t>
             </ns0:r>
           </ns0:p>
         </ns0:tc>
@@ -1166,13 +1182,14 @@
             <ns0:vAlign ns0:val="center"/>
           </ns0:tcPr>
           <ns0:p>
-            <ns0:r>
-              <ns0:rPr>
-                <ns0:rFonts ns0:ascii="仿宋" ns0:hAnsi="仿宋" ns0:eastAsia="仿宋" ns0:cs="仿宋"/>
-                <ns0:sz ns0:val="24"/>
-                <ns0:szCs ns0:val="24"/>
-              </ns0:rPr>
-              <ns0:t>2018.05-2018.12</ns0:t>
+            <ns0:pPr>
+              <ns0:spacing ns0:before="0" ns0:after="0" ns0:line="240" ns0:lineRule="auto"/>
+            </ns0:pPr>
+            <ns0:r>
+              <ns0:rPr>
+                <ns0:rFonts ns0:ascii="仿宋" ns0:hAnsi="仿宋"/>
+              </ns0:rPr>
+              <ns0:t>2020.01-2021.07</ns0:t>
             </ns0:r>
           </ns0:p>
         </ns0:tc>
@@ -1183,13 +1200,14 @@
             <ns0:vAlign ns0:val="center"/>
           </ns0:tcPr>
           <ns0:p>
-            <ns0:r>
-              <ns0:rPr>
-                <ns0:rFonts ns0:ascii="仿宋" ns0:hAnsi="仿宋" ns0:eastAsia="仿宋" ns0:cs="仿宋"/>
-                <ns0:sz ns0:val="24"/>
-                <ns0:szCs ns0:val="24"/>
-              </ns0:rPr>
-              <ns0:t>郑州银行大数据平台2018年新需求项目子系统</ns0:t>
+            <ns0:pPr>
+              <ns0:spacing ns0:before="0" ns0:after="0" ns0:line="240" ns0:lineRule="auto"/>
+            </ns0:pPr>
+            <ns0:r>
+              <ns0:rPr>
+                <ns0:rFonts ns0:ascii="仿宋" ns0:hAnsi="仿宋"/>
+              </ns0:rPr>
+              <ns0:t>平安银行非零开发及零售开发支持项目</ns0:t>
             </ns0:r>
           </ns0:p>
         </ns0:tc>
@@ -1200,13 +1218,14 @@
             <ns0:vAlign ns0:val="center"/>
           </ns0:tcPr>
           <ns0:p>
-            <ns0:r>
-              <ns0:rPr>
-                <ns0:rFonts ns0:ascii="仿宋" ns0:hAnsi="仿宋" ns0:eastAsia="仿宋" ns0:cs="仿宋"/>
-                <ns0:sz ns0:val="24"/>
-                <ns0:szCs ns0:val="24"/>
-              </ns0:rPr>
-              <ns0:t>数据仓库工程师</ns0:t>
+            <ns0:pPr>
+              <ns0:spacing ns0:before="0" ns0:after="0" ns0:line="240" ns0:lineRule="auto"/>
+            </ns0:pPr>
+            <ns0:r>
+              <ns0:rPr>
+                <ns0:rFonts ns0:ascii="仿宋" ns0:hAnsi="仿宋"/>
+              </ns0:rPr>
+              <ns0:t>项目经理</ns0:t>
             </ns0:r>
           </ns0:p>
         </ns0:tc>
@@ -1217,13 +1236,14 @@
             <ns0:vAlign ns0:val="center"/>
           </ns0:tcPr>
           <ns0:p>
-            <ns0:r>
-              <ns0:rPr>
-                <ns0:rFonts ns0:ascii="仿宋" ns0:hAnsi="仿宋" ns0:eastAsia="仿宋" ns0:cs="仿宋"/>
-                <ns0:sz ns0:val="24"/>
-                <ns0:szCs ns0:val="24"/>
-              </ns0:rPr>
-              <ns0:t>模型设计开发、维护</ns0:t>
+            <ns0:pPr>
+              <ns0:spacing ns0:before="0" ns0:after="0" ns0:line="240" ns0:lineRule="auto"/>
+            </ns0:pPr>
+            <ns0:r>
+              <ns0:rPr>
+                <ns0:rFonts ns0:ascii="仿宋" ns0:hAnsi="仿宋"/>
+              </ns0:rPr>
+              <ns0:t>1.负责平安银行非零开发及零售开发支持项目项目计划、里程碑推进和跨团队沟通协调;2.组织需求评审、开发排期、测试验收和上线发布，跟踪项目风险与问题闭环;3.沉淀周报、状态报告和交付资料，保障项目按节点推进。</ns0:t>
             </ns0:r>
           </ns0:p>
         </ns0:tc>
@@ -1239,13 +1259,13 @@
             <ns0:vAlign ns0:val="center"/>
           </ns0:tcPr>
           <ns0:p>
-            <ns0:r>
-              <ns0:rPr>
-                <ns0:rFonts ns0:ascii="仿宋" ns0:hAnsi="仿宋" ns0:eastAsia="仿宋" ns0:cs="仿宋"/>
-                <ns0:sz ns0:val="24"/>
-                <ns0:szCs ns0:val="24"/>
-              </ns0:rPr>
-              <ns0:t>2017.09-2018.05</ns0:t>
+            <ns0:pPr>
+              <ns0:spacing ns0:before="0" ns0:after="0" ns0:line="240" ns0:lineRule="auto"/>
+            </ns0:pPr>
+            <ns0:r>
+              <ns0:rPr>
+                <ns0:rFonts ns0:ascii="仿宋" ns0:hAnsi="仿宋"/>
+              </ns0:rPr>
             </ns0:r>
           </ns0:p>
         </ns0:tc>
@@ -1256,13 +1276,13 @@
             <ns0:vAlign ns0:val="center"/>
           </ns0:tcPr>
           <ns0:p>
-            <ns0:r>
-              <ns0:rPr>
-                <ns0:rFonts ns0:ascii="仿宋" ns0:hAnsi="仿宋" ns0:eastAsia="仿宋" ns0:cs="仿宋"/>
-                <ns0:sz ns0:val="24"/>
-                <ns0:szCs ns0:val="24"/>
-              </ns0:rPr>
-              <ns0:t>郑州银行大数据配合核心改造项目</ns0:t>
+            <ns0:pPr>
+              <ns0:spacing ns0:before="0" ns0:after="0" ns0:line="240" ns0:lineRule="auto"/>
+            </ns0:pPr>
+            <ns0:r>
+              <ns0:rPr>
+                <ns0:rFonts ns0:ascii="仿宋" ns0:hAnsi="仿宋"/>
+              </ns0:rPr>
             </ns0:r>
           </ns0:p>
         </ns0:tc>
@@ -1273,13 +1293,13 @@
             <ns0:vAlign ns0:val="center"/>
           </ns0:tcPr>
           <ns0:p>
-            <ns0:r>
-              <ns0:rPr>
-                <ns0:rFonts ns0:ascii="仿宋" ns0:hAnsi="仿宋" ns0:eastAsia="仿宋" ns0:cs="仿宋"/>
-                <ns0:sz ns0:val="24"/>
-                <ns0:szCs ns0:val="24"/>
-              </ns0:rPr>
-              <ns0:t>ETL工程师</ns0:t>
+            <ns0:pPr>
+              <ns0:spacing ns0:before="0" ns0:after="0" ns0:line="240" ns0:lineRule="auto"/>
+            </ns0:pPr>
+            <ns0:r>
+              <ns0:rPr>
+                <ns0:rFonts ns0:ascii="仿宋" ns0:hAnsi="仿宋"/>
+              </ns0:rPr>
             </ns0:r>
           </ns0:p>
         </ns0:tc>
@@ -1290,13 +1310,13 @@
             <ns0:vAlign ns0:val="center"/>
           </ns0:tcPr>
           <ns0:p>
-            <ns0:r>
-              <ns0:rPr>
-                <ns0:rFonts ns0:ascii="仿宋" ns0:hAnsi="仿宋" ns0:eastAsia="仿宋" ns0:cs="仿宋"/>
-                <ns0:sz ns0:val="24"/>
-                <ns0:szCs ns0:val="24"/>
-              </ns0:rPr>
-              <ns0:t>ETL数据接入、数据核对，协议模型开发，大数据历史数据追溯</ns0:t>
+            <ns0:pPr>
+              <ns0:spacing ns0:before="0" ns0:after="0" ns0:line="240" ns0:lineRule="auto"/>
+            </ns0:pPr>
+            <ns0:r>
+              <ns0:rPr>
+                <ns0:rFonts ns0:ascii="仿宋" ns0:hAnsi="仿宋"/>
+              </ns0:rPr>
             </ns0:r>
           </ns0:p>
         </ns0:tc>
@@ -1312,13 +1332,13 @@
             <ns0:vAlign ns0:val="center"/>
           </ns0:tcPr>
           <ns0:p>
-            <ns0:r>
-              <ns0:rPr>
-                <ns0:rFonts ns0:ascii="仿宋" ns0:hAnsi="仿宋" ns0:eastAsia="仿宋" ns0:cs="仿宋"/>
-                <ns0:sz ns0:val="24"/>
-                <ns0:szCs ns0:val="24"/>
-              </ns0:rPr>
-              <ns0:t>2017.01-2017.09</ns0:t>
+            <ns0:pPr>
+              <ns0:spacing ns0:before="0" ns0:after="0" ns0:line="240" ns0:lineRule="auto"/>
+            </ns0:pPr>
+            <ns0:r>
+              <ns0:rPr>
+                <ns0:rFonts ns0:ascii="仿宋" ns0:hAnsi="仿宋"/>
+              </ns0:rPr>
             </ns0:r>
           </ns0:p>
         </ns0:tc>
@@ -1329,13 +1349,13 @@
             <ns0:vAlign ns0:val="center"/>
           </ns0:tcPr>
           <ns0:p>
-            <ns0:r>
-              <ns0:rPr>
-                <ns0:rFonts ns0:ascii="仿宋" ns0:hAnsi="仿宋" ns0:eastAsia="仿宋" ns0:cs="仿宋"/>
-                <ns0:sz ns0:val="24"/>
-                <ns0:szCs ns0:val="24"/>
-              </ns0:rPr>
-              <ns0:t>郑州银行大数据平台建设项目</ns0:t>
+            <ns0:pPr>
+              <ns0:spacing ns0:before="0" ns0:after="0" ns0:line="240" ns0:lineRule="auto"/>
+            </ns0:pPr>
+            <ns0:r>
+              <ns0:rPr>
+                <ns0:rFonts ns0:ascii="仿宋" ns0:hAnsi="仿宋"/>
+              </ns0:rPr>
             </ns0:r>
           </ns0:p>
         </ns0:tc>
@@ -1346,13 +1366,13 @@
             <ns0:vAlign ns0:val="center"/>
           </ns0:tcPr>
           <ns0:p>
-            <ns0:r>
-              <ns0:rPr>
-                <ns0:rFonts ns0:ascii="仿宋" ns0:hAnsi="仿宋" ns0:eastAsia="仿宋" ns0:cs="仿宋"/>
-                <ns0:sz ns0:val="24"/>
-                <ns0:szCs ns0:val="24"/>
-              </ns0:rPr>
-              <ns0:t>数据仓库工程师</ns0:t>
+            <ns0:pPr>
+              <ns0:spacing ns0:before="0" ns0:after="0" ns0:line="240" ns0:lineRule="auto"/>
+            </ns0:pPr>
+            <ns0:r>
+              <ns0:rPr>
+                <ns0:rFonts ns0:ascii="仿宋" ns0:hAnsi="仿宋"/>
+              </ns0:rPr>
             </ns0:r>
           </ns0:p>
         </ns0:tc>
@@ -1363,13 +1383,13 @@
             <ns0:vAlign ns0:val="center"/>
           </ns0:tcPr>
           <ns0:p>
-            <ns0:r>
-              <ns0:rPr>
-                <ns0:rFonts ns0:ascii="仿宋" ns0:hAnsi="仿宋" ns0:eastAsia="仿宋" ns0:cs="仿宋"/>
-                <ns0:sz ns0:val="24"/>
-                <ns0:szCs ns0:val="24"/>
-              </ns0:rPr>
-              <ns0:t>对接历史查询平台、数据交换平台两个产品。负责大数据平台ODM层建设，ETL整个流程配置及测试</ns0:t>
+            <ns0:pPr>
+              <ns0:spacing ns0:before="0" ns0:after="0" ns0:line="240" ns0:lineRule="auto"/>
+            </ns0:pPr>
+            <ns0:r>
+              <ns0:rPr>
+                <ns0:rFonts ns0:ascii="仿宋" ns0:hAnsi="仿宋"/>
+              </ns0:rPr>
             </ns0:r>
           </ns0:p>
         </ns0:tc>
@@ -1385,13 +1405,13 @@
             <ns0:vAlign ns0:val="center"/>
           </ns0:tcPr>
           <ns0:p>
-            <ns0:r>
-              <ns0:rPr>
-                <ns0:rFonts ns0:ascii="仿宋" ns0:hAnsi="仿宋" ns0:eastAsia="仿宋" ns0:cs="仿宋"/>
-                <ns0:sz ns0:val="24"/>
-                <ns0:szCs ns0:val="24"/>
-              </ns0:rPr>
-              <ns0:t>2017.01-2017.03</ns0:t>
+            <ns0:pPr>
+              <ns0:spacing ns0:before="0" ns0:after="0" ns0:line="240" ns0:lineRule="auto"/>
+            </ns0:pPr>
+            <ns0:r>
+              <ns0:rPr>
+                <ns0:rFonts ns0:ascii="仿宋" ns0:hAnsi="仿宋"/>
+              </ns0:rPr>
             </ns0:r>
           </ns0:p>
         </ns0:tc>
@@ -1402,13 +1422,13 @@
             <ns0:vAlign ns0:val="center"/>
           </ns0:tcPr>
           <ns0:p>
-            <ns0:r>
-              <ns0:rPr>
-                <ns0:rFonts ns0:ascii="仿宋" ns0:hAnsi="仿宋" ns0:eastAsia="仿宋" ns0:cs="仿宋"/>
-                <ns0:sz ns0:val="24"/>
-                <ns0:szCs ns0:val="24"/>
-              </ns0:rPr>
-              <ns0:t>郑州银行数据仓库改造升级项目</ns0:t>
+            <ns0:pPr>
+              <ns0:spacing ns0:before="0" ns0:after="0" ns0:line="240" ns0:lineRule="auto"/>
+            </ns0:pPr>
+            <ns0:r>
+              <ns0:rPr>
+                <ns0:rFonts ns0:ascii="仿宋" ns0:hAnsi="仿宋"/>
+              </ns0:rPr>
             </ns0:r>
           </ns0:p>
         </ns0:tc>
@@ -1419,13 +1439,13 @@
             <ns0:vAlign ns0:val="center"/>
           </ns0:tcPr>
           <ns0:p>
-            <ns0:r>
-              <ns0:rPr>
-                <ns0:rFonts ns0:ascii="仿宋" ns0:hAnsi="仿宋" ns0:eastAsia="仿宋" ns0:cs="仿宋"/>
-                <ns0:sz ns0:val="24"/>
-                <ns0:szCs ns0:val="24"/>
-              </ns0:rPr>
-              <ns0:t>数据仓库工程师</ns0:t>
+            <ns0:pPr>
+              <ns0:spacing ns0:before="0" ns0:after="0" ns0:line="240" ns0:lineRule="auto"/>
+            </ns0:pPr>
+            <ns0:r>
+              <ns0:rPr>
+                <ns0:rFonts ns0:ascii="仿宋" ns0:hAnsi="仿宋"/>
+              </ns0:rPr>
             </ns0:r>
           </ns0:p>
         </ns0:tc>
@@ -1436,13 +1456,13 @@
             <ns0:vAlign ns0:val="center"/>
           </ns0:tcPr>
           <ns0:p>
-            <ns0:r>
-              <ns0:rPr>
-                <ns0:rFonts ns0:ascii="仿宋" ns0:hAnsi="仿宋" ns0:eastAsia="仿宋" ns0:cs="仿宋"/>
-                <ns0:sz ns0:val="24"/>
-                <ns0:szCs ns0:val="24"/>
-              </ns0:rPr>
-              <ns0:t>数仓升级中存储过程的修改及测试</ns0:t>
+            <ns0:pPr>
+              <ns0:spacing ns0:before="0" ns0:after="0" ns0:line="240" ns0:lineRule="auto"/>
+            </ns0:pPr>
+            <ns0:r>
+              <ns0:rPr>
+                <ns0:rFonts ns0:ascii="仿宋" ns0:hAnsi="仿宋"/>
+              </ns0:rPr>
             </ns0:r>
           </ns0:p>
         </ns0:tc>
@@ -1458,13 +1478,13 @@
             <ns0:vAlign ns0:val="center"/>
           </ns0:tcPr>
           <ns0:p>
-            <ns0:r>
-              <ns0:rPr>
-                <ns0:rFonts ns0:ascii="仿宋" ns0:hAnsi="仿宋" ns0:eastAsia="仿宋" ns0:cs="仿宋"/>
-                <ns0:sz ns0:val="24"/>
-                <ns0:szCs ns0:val="24"/>
-              </ns0:rPr>
-              <ns0:t>2016.02-2017.01</ns0:t>
+            <ns0:pPr>
+              <ns0:spacing ns0:before="0" ns0:after="0" ns0:line="240" ns0:lineRule="auto"/>
+            </ns0:pPr>
+            <ns0:r>
+              <ns0:rPr>
+                <ns0:rFonts ns0:ascii="仿宋" ns0:hAnsi="仿宋"/>
+              </ns0:rPr>
             </ns0:r>
           </ns0:p>
         </ns0:tc>
@@ -1475,13 +1495,13 @@
             <ns0:vAlign ns0:val="center"/>
           </ns0:tcPr>
           <ns0:p>
-            <ns0:r>
-              <ns0:rPr>
-                <ns0:rFonts ns0:ascii="仿宋" ns0:hAnsi="仿宋" ns0:eastAsia="仿宋" ns0:cs="仿宋"/>
-                <ns0:sz ns0:val="24"/>
-                <ns0:szCs ns0:val="24"/>
-              </ns0:rPr>
-              <ns0:t>北京包商银行直销银行数据集中及报表分析平台项目</ns0:t>
+            <ns0:pPr>
+              <ns0:spacing ns0:before="0" ns0:after="0" ns0:line="240" ns0:lineRule="auto"/>
+            </ns0:pPr>
+            <ns0:r>
+              <ns0:rPr>
+                <ns0:rFonts ns0:ascii="仿宋" ns0:hAnsi="仿宋"/>
+              </ns0:rPr>
             </ns0:r>
           </ns0:p>
         </ns0:tc>
@@ -1492,13 +1512,13 @@
             <ns0:vAlign ns0:val="center"/>
           </ns0:tcPr>
           <ns0:p>
-            <ns0:r>
-              <ns0:rPr>
-                <ns0:rFonts ns0:ascii="仿宋" ns0:hAnsi="仿宋" ns0:eastAsia="仿宋" ns0:cs="仿宋"/>
-                <ns0:sz ns0:val="24"/>
-                <ns0:szCs ns0:val="24"/>
-              </ns0:rPr>
-              <ns0:t>Java开发工程师</ns0:t>
+            <ns0:pPr>
+              <ns0:spacing ns0:before="0" ns0:after="0" ns0:line="240" ns0:lineRule="auto"/>
+            </ns0:pPr>
+            <ns0:r>
+              <ns0:rPr>
+                <ns0:rFonts ns0:ascii="仿宋" ns0:hAnsi="仿宋"/>
+              </ns0:rPr>
             </ns0:r>
           </ns0:p>
         </ns0:tc>
@@ -1509,13 +1529,13 @@
             <ns0:vAlign ns0:val="center"/>
           </ns0:tcPr>
           <ns0:p>
-            <ns0:r>
-              <ns0:rPr>
-                <ns0:rFonts ns0:ascii="仿宋" ns0:hAnsi="仿宋" ns0:eastAsia="仿宋" ns0:cs="仿宋"/>
-                <ns0:sz ns0:val="24"/>
-                <ns0:szCs ns0:val="24"/>
-              </ns0:rPr>
-              <ns0:t>1.对接管理驾驶舱，负责前端页面开发、维护2.担任报文系统负责人，负责报文接口设计、开发、测试、上线、维护</ns0:t>
+            <ns0:pPr>
+              <ns0:spacing ns0:before="0" ns0:after="0" ns0:line="240" ns0:lineRule="auto"/>
+            </ns0:pPr>
+            <ns0:r>
+              <ns0:rPr>
+                <ns0:rFonts ns0:ascii="仿宋" ns0:hAnsi="仿宋"/>
+              </ns0:rPr>
             </ns0:r>
           </ns0:p>
         </ns0:tc>
@@ -1531,13 +1551,13 @@
             <ns0:vAlign ns0:val="center"/>
           </ns0:tcPr>
           <ns0:p>
-            <ns0:r>
-              <ns0:rPr>
-                <ns0:rFonts ns0:ascii="仿宋" ns0:hAnsi="仿宋" ns0:eastAsia="仿宋" ns0:cs="仿宋"/>
-                <ns0:sz ns0:val="24"/>
-                <ns0:szCs ns0:val="24"/>
-              </ns0:rPr>
-              <ns0:t>2016.02-2017.01</ns0:t>
+            <ns0:pPr>
+              <ns0:spacing ns0:before="0" ns0:after="0" ns0:line="240" ns0:lineRule="auto"/>
+            </ns0:pPr>
+            <ns0:r>
+              <ns0:rPr>
+                <ns0:rFonts ns0:ascii="仿宋" ns0:hAnsi="仿宋"/>
+              </ns0:rPr>
             </ns0:r>
           </ns0:p>
         </ns0:tc>
@@ -1548,13 +1568,13 @@
             <ns0:vAlign ns0:val="center"/>
           </ns0:tcPr>
           <ns0:p>
-            <ns0:r>
-              <ns0:rPr>
-                <ns0:rFonts ns0:ascii="仿宋" ns0:hAnsi="仿宋" ns0:eastAsia="仿宋" ns0:cs="仿宋"/>
-                <ns0:sz ns0:val="24"/>
-                <ns0:szCs ns0:val="24"/>
-              </ns0:rPr>
-              <ns0:t>包商银行数字银行萨摩耶金融数据平台支撑</ns0:t>
+            <ns0:pPr>
+              <ns0:spacing ns0:before="0" ns0:after="0" ns0:line="240" ns0:lineRule="auto"/>
+            </ns0:pPr>
+            <ns0:r>
+              <ns0:rPr>
+                <ns0:rFonts ns0:ascii="仿宋" ns0:hAnsi="仿宋"/>
+              </ns0:rPr>
             </ns0:r>
           </ns0:p>
         </ns0:tc>
@@ -1565,13 +1585,13 @@
             <ns0:vAlign ns0:val="center"/>
           </ns0:tcPr>
           <ns0:p>
-            <ns0:r>
-              <ns0:rPr>
-                <ns0:rFonts ns0:ascii="仿宋" ns0:hAnsi="仿宋" ns0:eastAsia="仿宋" ns0:cs="仿宋"/>
-                <ns0:sz ns0:val="24"/>
-                <ns0:szCs ns0:val="24"/>
-              </ns0:rPr>
-              <ns0:t>Java开发工程师</ns0:t>
+            <ns0:pPr>
+              <ns0:spacing ns0:before="0" ns0:after="0" ns0:line="240" ns0:lineRule="auto"/>
+            </ns0:pPr>
+            <ns0:r>
+              <ns0:rPr>
+                <ns0:rFonts ns0:ascii="仿宋" ns0:hAnsi="仿宋"/>
+              </ns0:rPr>
             </ns0:r>
           </ns0:p>
         </ns0:tc>
@@ -1582,13 +1602,13 @@
             <ns0:vAlign ns0:val="center"/>
           </ns0:tcPr>
           <ns0:p>
-            <ns0:r>
-              <ns0:rPr>
-                <ns0:rFonts ns0:ascii="仿宋" ns0:hAnsi="仿宋" ns0:eastAsia="仿宋" ns0:cs="仿宋"/>
-                <ns0:sz ns0:val="24"/>
-                <ns0:szCs ns0:val="24"/>
-              </ns0:rPr>
-              <ns0:t>担任报文系统负责人，负责报文接口设计、开发、测试、上线、维护</ns0:t>
+            <ns0:pPr>
+              <ns0:spacing ns0:before="0" ns0:after="0" ns0:line="240" ns0:lineRule="auto"/>
+            </ns0:pPr>
+            <ns0:r>
+              <ns0:rPr>
+                <ns0:rFonts ns0:ascii="仿宋" ns0:hAnsi="仿宋"/>
+              </ns0:rPr>
             </ns0:r>
           </ns0:p>
         </ns0:tc>
